--- a/notes_20Apr2023.docx
+++ b/notes_20Apr2023.docx
@@ -719,8 +719,348 @@
       </w:r>
     </w:p>
     <w:p>
+      <w:pPr>
+        <w:pBdr>
+          <w:bottom w:val="single" w:sz="6" w:space="1" w:color="auto"/>
+        </w:pBdr>
+      </w:pPr>
       <w:r>
         <w:t>Try to get 1 result using conditions on non-primary key column. (use AND OR operators on multiple columns).</w:t>
+      </w:r>
+    </w:p>
+    <w:p/>
+    <w:p>
+      <w:r>
+        <w:t>In WHERE Condition</w:t>
+      </w:r>
+    </w:p>
+    <w:p>
+      <w:r>
+        <w:tab/>
+        <w:t>What are all operators we can use?</w:t>
+      </w:r>
+    </w:p>
+    <w:p>
+      <w:r>
+        <w:tab/>
+        <w:t>COMPARISON OPERATORS</w:t>
+      </w:r>
+    </w:p>
+    <w:p>
+      <w:r>
+        <w:tab/>
+      </w:r>
+      <w:r>
+        <w:tab/>
+      </w:r>
+      <w:r>
+        <w:rPr>
+          <w:highlight w:val="yellow"/>
+        </w:rPr>
+        <w:t>//</w:t>
+      </w:r>
+      <w:r>
+        <w:rPr>
+          <w:highlight w:val="yellow"/>
+        </w:rPr>
+        <w:tab/>
+        <w:t>&gt;</w:t>
+      </w:r>
+      <w:r>
+        <w:rPr>
+          <w:highlight w:val="yellow"/>
+        </w:rPr>
+        <w:tab/>
+        <w:t>&lt;</w:t>
+      </w:r>
+      <w:r>
+        <w:rPr>
+          <w:highlight w:val="yellow"/>
+        </w:rPr>
+        <w:tab/>
+        <w:t>&gt;=</w:t>
+      </w:r>
+      <w:r>
+        <w:rPr>
+          <w:highlight w:val="yellow"/>
+        </w:rPr>
+        <w:tab/>
+        <w:t>&lt;=</w:t>
+      </w:r>
+      <w:r>
+        <w:rPr>
+          <w:highlight w:val="yellow"/>
+        </w:rPr>
+        <w:tab/>
+        <w:t>=</w:t>
+      </w:r>
+      <w:r>
+        <w:rPr>
+          <w:highlight w:val="yellow"/>
+        </w:rPr>
+        <w:tab/>
+        <w:t>&lt;&gt;</w:t>
+      </w:r>
+      <w:r>
+        <w:rPr>
+          <w:highlight w:val="yellow"/>
+        </w:rPr>
+        <w:tab/>
+        <w:t>!=</w:t>
+      </w:r>
+    </w:p>
+    <w:p>
+      <w:r>
+        <w:tab/>
+      </w:r>
+      <w:r>
+        <w:tab/>
+        <w:t>We can modify these operators using ANY</w:t>
+      </w:r>
+      <w:r>
+        <w:tab/>
+        <w:t>ALL</w:t>
+      </w:r>
+      <w:r>
+        <w:tab/>
+        <w:t>(we will use during sub queries).</w:t>
+      </w:r>
+    </w:p>
+    <w:p/>
+    <w:p>
+      <w:r>
+        <w:tab/>
+        <w:t>LOGICAL OPERATORS</w:t>
+      </w:r>
+    </w:p>
+    <w:p>
+      <w:r>
+        <w:tab/>
+      </w:r>
+      <w:r>
+        <w:tab/>
+      </w:r>
+      <w:r>
+        <w:rPr>
+          <w:highlight w:val="yellow"/>
+        </w:rPr>
+        <w:t>NOT</w:t>
+      </w:r>
+      <w:r>
+        <w:rPr>
+          <w:highlight w:val="yellow"/>
+        </w:rPr>
+        <w:tab/>
+      </w:r>
+      <w:r>
+        <w:rPr>
+          <w:highlight w:val="yellow"/>
+        </w:rPr>
+        <w:tab/>
+        <w:t>AND</w:t>
+      </w:r>
+      <w:r>
+        <w:rPr>
+          <w:highlight w:val="yellow"/>
+        </w:rPr>
+        <w:tab/>
+      </w:r>
+      <w:r>
+        <w:rPr>
+          <w:highlight w:val="yellow"/>
+        </w:rPr>
+        <w:tab/>
+        <w:t>OR</w:t>
+      </w:r>
+    </w:p>
+    <w:p/>
+    <w:p>
+      <w:r>
+        <w:lastRenderedPageBreak/>
+        <w:t>BETWEEN</w:t>
+      </w:r>
+      <w:r>
+        <w:tab/>
+      </w:r>
+      <w:r>
+        <w:tab/>
+        <w:t>NOT BETWEEN</w:t>
+      </w:r>
+    </w:p>
+    <w:p>
+      <w:r>
+        <w:rPr>
+          <w:highlight w:val="yellow"/>
+        </w:rPr>
+        <w:t>IN</w:t>
+      </w:r>
+      <w:r>
+        <w:rPr>
+          <w:highlight w:val="yellow"/>
+        </w:rPr>
+        <w:tab/>
+      </w:r>
+      <w:r>
+        <w:rPr>
+          <w:highlight w:val="yellow"/>
+        </w:rPr>
+        <w:tab/>
+      </w:r>
+      <w:r>
+        <w:rPr>
+          <w:highlight w:val="yellow"/>
+        </w:rPr>
+        <w:tab/>
+        <w:t>NOT IN</w:t>
+      </w:r>
+    </w:p>
+    <w:p/>
+    <w:p>
+      <w:pPr>
+        <w:rPr>
+          <w:highlight w:val="yellow"/>
+        </w:rPr>
+      </w:pPr>
+      <w:r>
+        <w:rPr>
+          <w:highlight w:val="yellow"/>
+        </w:rPr>
+        <w:t>IS NULL</w:t>
+      </w:r>
+    </w:p>
+    <w:p>
+      <w:r>
+        <w:rPr>
+          <w:highlight w:val="yellow"/>
+        </w:rPr>
+        <w:t>IS NOT NULL</w:t>
+      </w:r>
+    </w:p>
+    <w:p/>
+    <w:p>
+      <w:r>
+        <w:t>=NULL will not work</w:t>
+      </w:r>
+    </w:p>
+    <w:p>
+      <w:r>
+        <w:t xml:space="preserve">SELECT * FROM </w:t>
+      </w:r>
+      <w:proofErr w:type="gramStart"/>
+      <w:r>
+        <w:t>HR.EMPLOYEES</w:t>
+      </w:r>
+      <w:proofErr w:type="gramEnd"/>
+      <w:r>
+        <w:t xml:space="preserve"> WHERE DEPARTMENT_ID IS NULL;</w:t>
+      </w:r>
+    </w:p>
+    <w:p/>
+    <w:p>
+      <w:r>
+        <w:rPr>
+          <w:highlight w:val="yellow"/>
+        </w:rPr>
+        <w:t>LIKE</w:t>
+      </w:r>
+      <w:r>
+        <w:t xml:space="preserve"> operator</w:t>
+      </w:r>
+    </w:p>
+    <w:p>
+      <w:r>
+        <w:tab/>
+        <w:t>Is used to use wild cards. Ex:</w:t>
+      </w:r>
+      <w:r>
+        <w:tab/>
+      </w:r>
+      <w:r>
+        <w:tab/>
+        <w:t>LIKE ‘A%’</w:t>
+      </w:r>
+    </w:p>
+    <w:p>
+      <w:r>
+        <w:tab/>
+      </w:r>
+      <w:r>
+        <w:tab/>
+      </w:r>
+      <w:r>
+        <w:tab/>
+      </w:r>
+      <w:r>
+        <w:tab/>
+      </w:r>
+      <w:r>
+        <w:tab/>
+      </w:r>
+      <w:r>
+        <w:tab/>
+        <w:t>LIKE ‘A_’</w:t>
+      </w:r>
+    </w:p>
+    <w:p>
+      <w:r>
+        <w:t>2 wild card characters are used in LIKE operator.</w:t>
+      </w:r>
+    </w:p>
+    <w:p>
+      <w:r>
+        <w:t>%</w:t>
+      </w:r>
+      <w:r>
+        <w:tab/>
+        <w:t>means 0 or more characters</w:t>
+      </w:r>
+    </w:p>
+    <w:p>
+      <w:r>
+        <w:t>_</w:t>
+      </w:r>
+      <w:r>
+        <w:tab/>
+        <w:t>means only 1</w:t>
+      </w:r>
+      <w:r>
+        <w:tab/>
+      </w:r>
+      <w:r>
+        <w:tab/>
+        <w:t>1 and only 1</w:t>
+      </w:r>
+    </w:p>
+    <w:p/>
+    <w:p>
+      <w:r>
+        <w:t xml:space="preserve">Task </w:t>
+      </w:r>
+    </w:p>
+    <w:p>
+      <w:r>
+        <w:tab/>
+        <w:t>Find all the employees, whose first name ends with e</w:t>
+      </w:r>
+    </w:p>
+    <w:p/>
+    <w:p>
+      <w:r>
+        <w:t xml:space="preserve">SELECT * FROM </w:t>
+      </w:r>
+      <w:proofErr w:type="gramStart"/>
+      <w:r>
+        <w:t>HR.EMPLOYEES</w:t>
+      </w:r>
+      <w:proofErr w:type="gramEnd"/>
+      <w:r>
+        <w:t xml:space="preserve"> WHERE FIRST_NAME LIKE '%e'</w:t>
+      </w:r>
+    </w:p>
+    <w:p/>
+    <w:p>
+      <w:r>
+        <w:t>Now we have listed the operators, we need to observe them.</w:t>
       </w:r>
     </w:p>
     <w:p/>
@@ -732,6 +1072,126 @@
     </w:sectPr>
   </w:body>
 </w:document>
+</file>
+
+<file path=word/numbering.xml><?xml version="1.0" encoding="utf-8"?>
+<w:numbering xmlns:wpc="http://schemas.microsoft.com/office/word/2010/wordprocessingCanvas" xmlns:cx="http://schemas.microsoft.com/office/drawing/2014/chartex" xmlns:cx1="http://schemas.microsoft.com/office/drawing/2015/9/8/chartex" xmlns:cx2="http://schemas.microsoft.com/office/drawing/2015/10/21/chartex" xmlns:cx3="http://schemas.microsoft.com/office/drawing/2016/5/9/chartex" xmlns:cx4="http://schemas.microsoft.com/office/drawing/2016/5/10/chartex" xmlns:cx5="http://schemas.microsoft.com/office/drawing/2016/5/11/chartex" xmlns:cx6="http://schemas.microsoft.com/office/drawing/2016/5/12/chartex" xmlns:cx7="http://schemas.microsoft.com/office/drawing/2016/5/13/chartex" xmlns:cx8="http://schemas.microsoft.com/office/drawing/2016/5/14/chartex" xmlns:mc="http://schemas.openxmlformats.org/markup-compatibility/2006" xmlns:aink="http://schemas.microsoft.com/office/drawing/2016/ink" xmlns:am3d="http://schemas.microsoft.com/office/drawing/2017/model3d" xmlns:o="urn:schemas-microsoft-com:office:office" xmlns:r="http://schemas.openxmlformats.org/officeDocument/2006/relationships" xmlns:m="http://schemas.openxmlformats.org/officeDocument/2006/math" xmlns:v="urn:schemas-microsoft-com:vml" xmlns:wp14="http://schemas.microsoft.com/office/word/2010/wordprocessingDrawing" xmlns:wp="http://schemas.openxmlformats.org/drawingml/2006/wordprocessingDrawing" xmlns:w10="urn:schemas-microsoft-com:office:word" xmlns:w="http://schemas.openxmlformats.org/wordprocessingml/2006/main" xmlns:w14="http://schemas.microsoft.com/office/word/2010/wordml" xmlns:w15="http://schemas.microsoft.com/office/word/2012/wordml" xmlns:w16cex="http://schemas.microsoft.com/office/word/2018/wordml/cex" xmlns:w16cid="http://schemas.microsoft.com/office/word/2016/wordml/cid" xmlns:w16="http://schemas.microsoft.com/office/word/2018/wordml" xmlns:w16se="http://schemas.microsoft.com/office/word/2015/wordml/symex" xmlns:wpg="http://schemas.microsoft.com/office/word/2010/wordprocessingGroup" xmlns:wpi="http://schemas.microsoft.com/office/word/2010/wordprocessingInk" xmlns:wne="http://schemas.microsoft.com/office/word/2006/wordml" xmlns:wps="http://schemas.microsoft.com/office/word/2010/wordprocessingShape" mc:Ignorable="w14 w15 w16se w16cid w16 w16cex wp14">
+  <w:abstractNum w:abstractNumId="0" w15:restartNumberingAfterBreak="0">
+    <w:nsid w:val="3BF67E76"/>
+    <w:multiLevelType w:val="hybridMultilevel"/>
+    <w:tmpl w:val="43CEA374"/>
+    <w:lvl w:ilvl="0" w:tplc="B060C684">
+      <w:numFmt w:val="bullet"/>
+      <w:lvlText w:val=""/>
+      <w:lvlJc w:val="left"/>
+      <w:pPr>
+        <w:ind w:left="1800" w:hanging="360"/>
+      </w:pPr>
+      <w:rPr>
+        <w:rFonts w:ascii="Wingdings" w:eastAsiaTheme="minorHAnsi" w:hAnsi="Wingdings" w:cstheme="minorBidi" w:hint="default"/>
+      </w:rPr>
+    </w:lvl>
+    <w:lvl w:ilvl="1" w:tplc="40090003" w:tentative="1">
+      <w:start w:val="1"/>
+      <w:numFmt w:val="bullet"/>
+      <w:lvlText w:val="o"/>
+      <w:lvlJc w:val="left"/>
+      <w:pPr>
+        <w:ind w:left="2520" w:hanging="360"/>
+      </w:pPr>
+      <w:rPr>
+        <w:rFonts w:ascii="Courier New" w:hAnsi="Courier New" w:cs="Courier New" w:hint="default"/>
+      </w:rPr>
+    </w:lvl>
+    <w:lvl w:ilvl="2" w:tplc="40090005" w:tentative="1">
+      <w:start w:val="1"/>
+      <w:numFmt w:val="bullet"/>
+      <w:lvlText w:val=""/>
+      <w:lvlJc w:val="left"/>
+      <w:pPr>
+        <w:ind w:left="3240" w:hanging="360"/>
+      </w:pPr>
+      <w:rPr>
+        <w:rFonts w:ascii="Wingdings" w:hAnsi="Wingdings" w:hint="default"/>
+      </w:rPr>
+    </w:lvl>
+    <w:lvl w:ilvl="3" w:tplc="40090001" w:tentative="1">
+      <w:start w:val="1"/>
+      <w:numFmt w:val="bullet"/>
+      <w:lvlText w:val=""/>
+      <w:lvlJc w:val="left"/>
+      <w:pPr>
+        <w:ind w:left="3960" w:hanging="360"/>
+      </w:pPr>
+      <w:rPr>
+        <w:rFonts w:ascii="Symbol" w:hAnsi="Symbol" w:hint="default"/>
+      </w:rPr>
+    </w:lvl>
+    <w:lvl w:ilvl="4" w:tplc="40090003" w:tentative="1">
+      <w:start w:val="1"/>
+      <w:numFmt w:val="bullet"/>
+      <w:lvlText w:val="o"/>
+      <w:lvlJc w:val="left"/>
+      <w:pPr>
+        <w:ind w:left="4680" w:hanging="360"/>
+      </w:pPr>
+      <w:rPr>
+        <w:rFonts w:ascii="Courier New" w:hAnsi="Courier New" w:cs="Courier New" w:hint="default"/>
+      </w:rPr>
+    </w:lvl>
+    <w:lvl w:ilvl="5" w:tplc="40090005" w:tentative="1">
+      <w:start w:val="1"/>
+      <w:numFmt w:val="bullet"/>
+      <w:lvlText w:val=""/>
+      <w:lvlJc w:val="left"/>
+      <w:pPr>
+        <w:ind w:left="5400" w:hanging="360"/>
+      </w:pPr>
+      <w:rPr>
+        <w:rFonts w:ascii="Wingdings" w:hAnsi="Wingdings" w:hint="default"/>
+      </w:rPr>
+    </w:lvl>
+    <w:lvl w:ilvl="6" w:tplc="40090001" w:tentative="1">
+      <w:start w:val="1"/>
+      <w:numFmt w:val="bullet"/>
+      <w:lvlText w:val=""/>
+      <w:lvlJc w:val="left"/>
+      <w:pPr>
+        <w:ind w:left="6120" w:hanging="360"/>
+      </w:pPr>
+      <w:rPr>
+        <w:rFonts w:ascii="Symbol" w:hAnsi="Symbol" w:hint="default"/>
+      </w:rPr>
+    </w:lvl>
+    <w:lvl w:ilvl="7" w:tplc="40090003" w:tentative="1">
+      <w:start w:val="1"/>
+      <w:numFmt w:val="bullet"/>
+      <w:lvlText w:val="o"/>
+      <w:lvlJc w:val="left"/>
+      <w:pPr>
+        <w:ind w:left="6840" w:hanging="360"/>
+      </w:pPr>
+      <w:rPr>
+        <w:rFonts w:ascii="Courier New" w:hAnsi="Courier New" w:cs="Courier New" w:hint="default"/>
+      </w:rPr>
+    </w:lvl>
+    <w:lvl w:ilvl="8" w:tplc="40090005" w:tentative="1">
+      <w:start w:val="1"/>
+      <w:numFmt w:val="bullet"/>
+      <w:lvlText w:val=""/>
+      <w:lvlJc w:val="left"/>
+      <w:pPr>
+        <w:ind w:left="7560" w:hanging="360"/>
+      </w:pPr>
+      <w:rPr>
+        <w:rFonts w:ascii="Wingdings" w:hAnsi="Wingdings" w:hint="default"/>
+      </w:rPr>
+    </w:lvl>
+  </w:abstractNum>
+  <w:num w:numId="1">
+    <w:abstractNumId w:val="0"/>
+  </w:num>
+</w:numbering>
 </file>
 
 <file path=word/styles.xml><?xml version="1.0" encoding="utf-8"?>
@@ -1160,6 +1620,17 @@
     <w:semiHidden/>
     <w:unhideWhenUsed/>
   </w:style>
+  <w:style w:type="paragraph" w:styleId="ListParagraph">
+    <w:name w:val="List Paragraph"/>
+    <w:basedOn w:val="Normal"/>
+    <w:uiPriority w:val="34"/>
+    <w:qFormat/>
+    <w:rsid w:val="00035667"/>
+    <w:pPr>
+      <w:ind w:left="720"/>
+      <w:contextualSpacing/>
+    </w:pPr>
+  </w:style>
 </w:styles>
 </file>
 

--- a/notes_20Apr2023.docx
+++ b/notes_20Apr2023.docx
@@ -728,6 +728,20 @@
         <w:t>Try to get 1 result using conditions on non-primary key column. (use AND OR operators on multiple columns).</w:t>
       </w:r>
     </w:p>
+    <w:p>
+      <w:r>
+        <w:t>||</w:t>
+      </w:r>
+      <w:r>
+        <w:tab/>
+        <w:t>for concatenation</w:t>
+      </w:r>
+    </w:p>
+    <w:p>
+      <w:r>
+        <w:t>SELECT FIRST_NAME || LAST_NAME</w:t>
+      </w:r>
+    </w:p>
     <w:p/>
     <w:p>
       <w:r>
@@ -757,55 +771,49 @@
         <w:rPr>
           <w:highlight w:val="yellow"/>
         </w:rPr>
-        <w:t>//</w:t>
+        <w:tab/>
+        <w:t>&gt;</w:t>
       </w:r>
       <w:r>
         <w:rPr>
           <w:highlight w:val="yellow"/>
         </w:rPr>
         <w:tab/>
-        <w:t>&gt;</w:t>
+        <w:t>&lt;</w:t>
       </w:r>
       <w:r>
         <w:rPr>
           <w:highlight w:val="yellow"/>
         </w:rPr>
         <w:tab/>
-        <w:t>&lt;</w:t>
+        <w:t>&gt;=</w:t>
       </w:r>
       <w:r>
         <w:rPr>
           <w:highlight w:val="yellow"/>
         </w:rPr>
         <w:tab/>
-        <w:t>&gt;=</w:t>
+        <w:t>&lt;=</w:t>
       </w:r>
       <w:r>
         <w:rPr>
           <w:highlight w:val="yellow"/>
         </w:rPr>
         <w:tab/>
-        <w:t>&lt;=</w:t>
+        <w:t>=</w:t>
       </w:r>
       <w:r>
         <w:rPr>
           <w:highlight w:val="yellow"/>
         </w:rPr>
         <w:tab/>
-        <w:t>=</w:t>
+        <w:t>&lt;&gt;</w:t>
       </w:r>
       <w:r>
         <w:rPr>
           <w:highlight w:val="yellow"/>
         </w:rPr>
         <w:tab/>
-        <w:t>&lt;&gt;</w:t>
-      </w:r>
-      <w:r>
-        <w:rPr>
-          <w:highlight w:val="yellow"/>
-        </w:rPr>
-        <w:tab/>
         <w:t>!=</w:t>
       </w:r>
     </w:p>
@@ -835,6 +843,7 @@
     </w:p>
     <w:p>
       <w:r>
+        <w:lastRenderedPageBreak/>
         <w:tab/>
       </w:r>
       <w:r>
@@ -876,7 +885,6 @@
     <w:p/>
     <w:p>
       <w:r>
-        <w:lastRenderedPageBreak/>
         <w:t>BETWEEN</w:t>
       </w:r>
       <w:r>
@@ -1063,7 +1071,339 @@
         <w:t>Now we have listed the operators, we need to observe them.</w:t>
       </w:r>
     </w:p>
-    <w:p/>
+    <w:p>
+      <w:r>
+        <w:t>Task:</w:t>
+      </w:r>
+    </w:p>
+    <w:p>
+      <w:r>
+        <w:tab/>
+        <w:t>Find the employees where salary is in the range of 5000 to 10000 (inclusive)</w:t>
+      </w:r>
+      <w:r>
+        <w:t xml:space="preserve"> without using </w:t>
+      </w:r>
+      <w:r>
+        <w:t xml:space="preserve">&gt;= &lt;= = etc </w:t>
+      </w:r>
+      <w:r>
+        <w:t>comparison operator.</w:t>
+      </w:r>
+    </w:p>
+    <w:p>
+      <w:pPr>
+        <w:pBdr>
+          <w:top w:val="single" w:sz="6" w:space="1" w:color="auto"/>
+          <w:bottom w:val="single" w:sz="6" w:space="1" w:color="auto"/>
+        </w:pBdr>
+      </w:pPr>
+      <w:r>
+        <w:t>Steps for PostgreSQL</w:t>
+      </w:r>
+    </w:p>
+    <w:p>
+      <w:pPr>
+        <w:pStyle w:val="ListParagraph"/>
+        <w:numPr>
+          <w:ilvl w:val="0"/>
+          <w:numId w:val="2"/>
+        </w:numPr>
+      </w:pPr>
+      <w:r>
+        <w:t>In software centre, search for “PostgreSQL”</w:t>
+      </w:r>
+    </w:p>
+    <w:p>
+      <w:pPr>
+        <w:pStyle w:val="ListParagraph"/>
+        <w:numPr>
+          <w:ilvl w:val="0"/>
+          <w:numId w:val="2"/>
+        </w:numPr>
+      </w:pPr>
+      <w:r>
+        <w:t>Install</w:t>
+      </w:r>
+    </w:p>
+    <w:p>
+      <w:r>
+        <w:t>After installation:</w:t>
+      </w:r>
+    </w:p>
+    <w:p>
+      <w:pPr>
+        <w:pStyle w:val="ListParagraph"/>
+        <w:numPr>
+          <w:ilvl w:val="0"/>
+          <w:numId w:val="3"/>
+        </w:numPr>
+      </w:pPr>
+      <w:r>
+        <w:lastRenderedPageBreak/>
+        <w:t xml:space="preserve">In start menu, type </w:t>
+      </w:r>
+      <w:proofErr w:type="spellStart"/>
+      <w:r>
+        <w:t>psql</w:t>
+      </w:r>
+      <w:proofErr w:type="spellEnd"/>
+      <w:r>
+        <w:t xml:space="preserve"> and enter</w:t>
+      </w:r>
+    </w:p>
+    <w:p>
+      <w:pPr>
+        <w:ind w:left="360"/>
+      </w:pPr>
+      <w:r>
+        <w:t>All default values, just press enter</w:t>
+      </w:r>
+    </w:p>
+    <w:p>
+      <w:pPr>
+        <w:ind w:left="360"/>
+      </w:pPr>
+    </w:p>
+    <w:p>
+      <w:pPr>
+        <w:ind w:left="360"/>
+      </w:pPr>
+      <w:r>
+        <w:t>Problem:</w:t>
+      </w:r>
+    </w:p>
+    <w:p>
+      <w:pPr>
+        <w:ind w:left="360"/>
+      </w:pPr>
+      <w:r>
+        <w:tab/>
+      </w:r>
+      <w:proofErr w:type="spellStart"/>
+      <w:r>
+        <w:t>Psql</w:t>
+      </w:r>
+      <w:proofErr w:type="spellEnd"/>
+      <w:r>
+        <w:t xml:space="preserve"> is not found in start menu</w:t>
+      </w:r>
+    </w:p>
+    <w:p>
+      <w:pPr>
+        <w:ind w:left="360"/>
+      </w:pPr>
+    </w:p>
+    <w:p>
+      <w:pPr>
+        <w:ind w:left="360"/>
+      </w:pPr>
+      <w:r>
+        <w:t>Solution:</w:t>
+      </w:r>
+    </w:p>
+    <w:p>
+      <w:pPr>
+        <w:ind w:left="360"/>
+      </w:pPr>
+      <w:r>
+        <w:tab/>
+        <w:t xml:space="preserve">Go to </w:t>
+      </w:r>
+    </w:p>
+    <w:p>
+      <w:pPr>
+        <w:ind w:left="360"/>
+      </w:pPr>
+      <w:r>
+        <w:tab/>
+      </w:r>
+      <w:r>
+        <w:t>C:\Program Files (x</w:t>
+      </w:r>
+      <w:proofErr w:type="gramStart"/>
+      <w:r>
+        <w:t>86)</w:t>
+      </w:r>
+      <w:r>
+        <w:t>\PostgreSQL\10\bin</w:t>
+      </w:r>
+      <w:proofErr w:type="gramEnd"/>
+    </w:p>
+    <w:p>
+      <w:pPr>
+        <w:ind w:left="360"/>
+      </w:pPr>
+      <w:r>
+        <w:t xml:space="preserve">In address bar click on empty space and type </w:t>
+      </w:r>
+      <w:proofErr w:type="spellStart"/>
+      <w:r>
+        <w:t>cmd</w:t>
+      </w:r>
+      <w:proofErr w:type="spellEnd"/>
+      <w:r>
+        <w:t xml:space="preserve"> and enter</w:t>
+      </w:r>
+    </w:p>
+    <w:p>
+      <w:pPr>
+        <w:ind w:left="360"/>
+      </w:pPr>
+      <w:r>
+        <w:t>You have come to command prompt at the bin location</w:t>
+      </w:r>
+    </w:p>
+    <w:p>
+      <w:pPr>
+        <w:ind w:left="360"/>
+      </w:pPr>
+    </w:p>
+    <w:p>
+      <w:pPr>
+        <w:ind w:left="360"/>
+      </w:pPr>
+      <w:r>
+        <w:t>Type the following command:</w:t>
+      </w:r>
+    </w:p>
+    <w:p>
+      <w:pPr>
+        <w:ind w:left="360"/>
+      </w:pPr>
+      <w:proofErr w:type="spellStart"/>
+      <w:r>
+        <w:t>psql</w:t>
+      </w:r>
+      <w:proofErr w:type="spellEnd"/>
+      <w:r>
+        <w:t xml:space="preserve"> -U </w:t>
+      </w:r>
+      <w:proofErr w:type="spellStart"/>
+      <w:r>
+        <w:t>postgres</w:t>
+      </w:r>
+      <w:proofErr w:type="spellEnd"/>
+    </w:p>
+    <w:p>
+      <w:pPr>
+        <w:ind w:left="360"/>
+      </w:pPr>
+      <w:r>
+        <w:t>&lt;&lt;it will prompt the password of the user “</w:t>
+      </w:r>
+      <w:proofErr w:type="spellStart"/>
+      <w:r>
+        <w:t>postgres</w:t>
+      </w:r>
+      <w:proofErr w:type="spellEnd"/>
+      <w:r>
+        <w:t>”&gt;&gt;</w:t>
+      </w:r>
+    </w:p>
+    <w:p>
+      <w:pPr>
+        <w:ind w:left="360"/>
+      </w:pPr>
+      <w:r>
+        <w:t>Type the password as “</w:t>
+      </w:r>
+      <w:proofErr w:type="spellStart"/>
+      <w:r>
+        <w:t>postgres</w:t>
+      </w:r>
+      <w:proofErr w:type="spellEnd"/>
+      <w:r>
+        <w:t>”. It will not be visible. But type correctly</w:t>
+      </w:r>
+    </w:p>
+    <w:p>
+      <w:pPr>
+        <w:ind w:left="360"/>
+      </w:pPr>
+    </w:p>
+    <w:p>
+      <w:pPr>
+        <w:ind w:left="360"/>
+      </w:pPr>
+      <w:r>
+        <w:t>Now, you can see</w:t>
+      </w:r>
+    </w:p>
+    <w:p>
+      <w:pPr>
+        <w:ind w:left="360"/>
+      </w:pPr>
+      <w:proofErr w:type="spellStart"/>
+      <w:r>
+        <w:t>postgres</w:t>
+      </w:r>
+      <w:proofErr w:type="spellEnd"/>
+      <w:r>
+        <w:t>=#</w:t>
+      </w:r>
+    </w:p>
+    <w:p>
+      <w:pPr>
+        <w:ind w:left="360"/>
+      </w:pPr>
+    </w:p>
+    <w:p>
+      <w:pPr>
+        <w:ind w:left="360"/>
+      </w:pPr>
+      <w:r>
+        <w:rPr>
+          <w:noProof/>
+        </w:rPr>
+        <w:lastRenderedPageBreak/>
+        <w:drawing>
+          <wp:inline distT="0" distB="0" distL="0" distR="0" wp14:anchorId="77C3DC83" wp14:editId="4D3D2981">
+            <wp:extent cx="5731510" cy="3223895"/>
+            <wp:effectExtent l="0" t="0" r="2540" b="0"/>
+            <wp:docPr id="1" name="Picture 1"/>
+            <wp:cNvGraphicFramePr>
+              <a:graphicFrameLocks xmlns:a="http://schemas.openxmlformats.org/drawingml/2006/main" noChangeAspect="1"/>
+            </wp:cNvGraphicFramePr>
+            <a:graphic xmlns:a="http://schemas.openxmlformats.org/drawingml/2006/main">
+              <a:graphicData uri="http://schemas.openxmlformats.org/drawingml/2006/picture">
+                <pic:pic xmlns:pic="http://schemas.openxmlformats.org/drawingml/2006/picture">
+                  <pic:nvPicPr>
+                    <pic:cNvPr id="1" name=""/>
+                    <pic:cNvPicPr/>
+                  </pic:nvPicPr>
+                  <pic:blipFill>
+                    <a:blip r:embed="rId5"/>
+                    <a:stretch>
+                      <a:fillRect/>
+                    </a:stretch>
+                  </pic:blipFill>
+                  <pic:spPr>
+                    <a:xfrm>
+                      <a:off x="0" y="0"/>
+                      <a:ext cx="5731510" cy="3223895"/>
+                    </a:xfrm>
+                    <a:prstGeom prst="rect">
+                      <a:avLst/>
+                    </a:prstGeom>
+                  </pic:spPr>
+                </pic:pic>
+              </a:graphicData>
+            </a:graphic>
+          </wp:inline>
+        </w:drawing>
+      </w:r>
+    </w:p>
+    <w:p>
+      <w:pPr>
+        <w:ind w:left="360"/>
+      </w:pPr>
+    </w:p>
+    <w:p>
+      <w:pPr>
+        <w:ind w:left="360"/>
+      </w:pPr>
+    </w:p>
     <w:sectPr>
       <w:pgSz w:w="11906" w:h="16838"/>
       <w:pgMar w:top="1440" w:right="1440" w:bottom="1440" w:left="1440" w:header="708" w:footer="708" w:gutter="0"/>
@@ -1077,6 +1417,95 @@
 <file path=word/numbering.xml><?xml version="1.0" encoding="utf-8"?>
 <w:numbering xmlns:wpc="http://schemas.microsoft.com/office/word/2010/wordprocessingCanvas" xmlns:cx="http://schemas.microsoft.com/office/drawing/2014/chartex" xmlns:cx1="http://schemas.microsoft.com/office/drawing/2015/9/8/chartex" xmlns:cx2="http://schemas.microsoft.com/office/drawing/2015/10/21/chartex" xmlns:cx3="http://schemas.microsoft.com/office/drawing/2016/5/9/chartex" xmlns:cx4="http://schemas.microsoft.com/office/drawing/2016/5/10/chartex" xmlns:cx5="http://schemas.microsoft.com/office/drawing/2016/5/11/chartex" xmlns:cx6="http://schemas.microsoft.com/office/drawing/2016/5/12/chartex" xmlns:cx7="http://schemas.microsoft.com/office/drawing/2016/5/13/chartex" xmlns:cx8="http://schemas.microsoft.com/office/drawing/2016/5/14/chartex" xmlns:mc="http://schemas.openxmlformats.org/markup-compatibility/2006" xmlns:aink="http://schemas.microsoft.com/office/drawing/2016/ink" xmlns:am3d="http://schemas.microsoft.com/office/drawing/2017/model3d" xmlns:o="urn:schemas-microsoft-com:office:office" xmlns:r="http://schemas.openxmlformats.org/officeDocument/2006/relationships" xmlns:m="http://schemas.openxmlformats.org/officeDocument/2006/math" xmlns:v="urn:schemas-microsoft-com:vml" xmlns:wp14="http://schemas.microsoft.com/office/word/2010/wordprocessingDrawing" xmlns:wp="http://schemas.openxmlformats.org/drawingml/2006/wordprocessingDrawing" xmlns:w10="urn:schemas-microsoft-com:office:word" xmlns:w="http://schemas.openxmlformats.org/wordprocessingml/2006/main" xmlns:w14="http://schemas.microsoft.com/office/word/2010/wordml" xmlns:w15="http://schemas.microsoft.com/office/word/2012/wordml" xmlns:w16cex="http://schemas.microsoft.com/office/word/2018/wordml/cex" xmlns:w16cid="http://schemas.microsoft.com/office/word/2016/wordml/cid" xmlns:w16="http://schemas.microsoft.com/office/word/2018/wordml" xmlns:w16se="http://schemas.microsoft.com/office/word/2015/wordml/symex" xmlns:wpg="http://schemas.microsoft.com/office/word/2010/wordprocessingGroup" xmlns:wpi="http://schemas.microsoft.com/office/word/2010/wordprocessingInk" xmlns:wne="http://schemas.microsoft.com/office/word/2006/wordml" xmlns:wps="http://schemas.microsoft.com/office/word/2010/wordprocessingShape" mc:Ignorable="w14 w15 w16se w16cid w16 w16cex wp14">
   <w:abstractNum w:abstractNumId="0" w15:restartNumberingAfterBreak="0">
+    <w:nsid w:val="04654977"/>
+    <w:multiLevelType w:val="hybridMultilevel"/>
+    <w:tmpl w:val="0372A890"/>
+    <w:lvl w:ilvl="0" w:tplc="40090011">
+      <w:start w:val="1"/>
+      <w:numFmt w:val="decimal"/>
+      <w:lvlText w:val="%1)"/>
+      <w:lvlJc w:val="left"/>
+      <w:pPr>
+        <w:ind w:left="720" w:hanging="360"/>
+      </w:pPr>
+      <w:rPr>
+        <w:rFonts w:hint="default"/>
+      </w:rPr>
+    </w:lvl>
+    <w:lvl w:ilvl="1" w:tplc="40090019" w:tentative="1">
+      <w:start w:val="1"/>
+      <w:numFmt w:val="lowerLetter"/>
+      <w:lvlText w:val="%2."/>
+      <w:lvlJc w:val="left"/>
+      <w:pPr>
+        <w:ind w:left="1440" w:hanging="360"/>
+      </w:pPr>
+    </w:lvl>
+    <w:lvl w:ilvl="2" w:tplc="4009001B" w:tentative="1">
+      <w:start w:val="1"/>
+      <w:numFmt w:val="lowerRoman"/>
+      <w:lvlText w:val="%3."/>
+      <w:lvlJc w:val="right"/>
+      <w:pPr>
+        <w:ind w:left="2160" w:hanging="180"/>
+      </w:pPr>
+    </w:lvl>
+    <w:lvl w:ilvl="3" w:tplc="4009000F" w:tentative="1">
+      <w:start w:val="1"/>
+      <w:numFmt w:val="decimal"/>
+      <w:lvlText w:val="%4."/>
+      <w:lvlJc w:val="left"/>
+      <w:pPr>
+        <w:ind w:left="2880" w:hanging="360"/>
+      </w:pPr>
+    </w:lvl>
+    <w:lvl w:ilvl="4" w:tplc="40090019" w:tentative="1">
+      <w:start w:val="1"/>
+      <w:numFmt w:val="lowerLetter"/>
+      <w:lvlText w:val="%5."/>
+      <w:lvlJc w:val="left"/>
+      <w:pPr>
+        <w:ind w:left="3600" w:hanging="360"/>
+      </w:pPr>
+    </w:lvl>
+    <w:lvl w:ilvl="5" w:tplc="4009001B" w:tentative="1">
+      <w:start w:val="1"/>
+      <w:numFmt w:val="lowerRoman"/>
+      <w:lvlText w:val="%6."/>
+      <w:lvlJc w:val="right"/>
+      <w:pPr>
+        <w:ind w:left="4320" w:hanging="180"/>
+      </w:pPr>
+    </w:lvl>
+    <w:lvl w:ilvl="6" w:tplc="4009000F" w:tentative="1">
+      <w:start w:val="1"/>
+      <w:numFmt w:val="decimal"/>
+      <w:lvlText w:val="%7."/>
+      <w:lvlJc w:val="left"/>
+      <w:pPr>
+        <w:ind w:left="5040" w:hanging="360"/>
+      </w:pPr>
+    </w:lvl>
+    <w:lvl w:ilvl="7" w:tplc="40090019" w:tentative="1">
+      <w:start w:val="1"/>
+      <w:numFmt w:val="lowerLetter"/>
+      <w:lvlText w:val="%8."/>
+      <w:lvlJc w:val="left"/>
+      <w:pPr>
+        <w:ind w:left="5760" w:hanging="360"/>
+      </w:pPr>
+    </w:lvl>
+    <w:lvl w:ilvl="8" w:tplc="4009001B" w:tentative="1">
+      <w:start w:val="1"/>
+      <w:numFmt w:val="lowerRoman"/>
+      <w:lvlText w:val="%9."/>
+      <w:lvlJc w:val="right"/>
+      <w:pPr>
+        <w:ind w:left="6480" w:hanging="180"/>
+      </w:pPr>
+    </w:lvl>
+  </w:abstractNum>
+  <w:abstractNum w:abstractNumId="1" w15:restartNumberingAfterBreak="0">
     <w:nsid w:val="3BF67E76"/>
     <w:multiLevelType w:val="hybridMultilevel"/>
     <w:tmpl w:val="43CEA374"/>
@@ -1188,7 +1617,102 @@
       </w:rPr>
     </w:lvl>
   </w:abstractNum>
+  <w:abstractNum w:abstractNumId="2" w15:restartNumberingAfterBreak="0">
+    <w:nsid w:val="4A1A0322"/>
+    <w:multiLevelType w:val="hybridMultilevel"/>
+    <w:tmpl w:val="5AE46CF6"/>
+    <w:lvl w:ilvl="0" w:tplc="40090011">
+      <w:start w:val="1"/>
+      <w:numFmt w:val="decimal"/>
+      <w:lvlText w:val="%1)"/>
+      <w:lvlJc w:val="left"/>
+      <w:pPr>
+        <w:ind w:left="720" w:hanging="360"/>
+      </w:pPr>
+      <w:rPr>
+        <w:rFonts w:hint="default"/>
+      </w:rPr>
+    </w:lvl>
+    <w:lvl w:ilvl="1" w:tplc="40090019" w:tentative="1">
+      <w:start w:val="1"/>
+      <w:numFmt w:val="lowerLetter"/>
+      <w:lvlText w:val="%2."/>
+      <w:lvlJc w:val="left"/>
+      <w:pPr>
+        <w:ind w:left="1440" w:hanging="360"/>
+      </w:pPr>
+    </w:lvl>
+    <w:lvl w:ilvl="2" w:tplc="4009001B" w:tentative="1">
+      <w:start w:val="1"/>
+      <w:numFmt w:val="lowerRoman"/>
+      <w:lvlText w:val="%3."/>
+      <w:lvlJc w:val="right"/>
+      <w:pPr>
+        <w:ind w:left="2160" w:hanging="180"/>
+      </w:pPr>
+    </w:lvl>
+    <w:lvl w:ilvl="3" w:tplc="4009000F" w:tentative="1">
+      <w:start w:val="1"/>
+      <w:numFmt w:val="decimal"/>
+      <w:lvlText w:val="%4."/>
+      <w:lvlJc w:val="left"/>
+      <w:pPr>
+        <w:ind w:left="2880" w:hanging="360"/>
+      </w:pPr>
+    </w:lvl>
+    <w:lvl w:ilvl="4" w:tplc="40090019" w:tentative="1">
+      <w:start w:val="1"/>
+      <w:numFmt w:val="lowerLetter"/>
+      <w:lvlText w:val="%5."/>
+      <w:lvlJc w:val="left"/>
+      <w:pPr>
+        <w:ind w:left="3600" w:hanging="360"/>
+      </w:pPr>
+    </w:lvl>
+    <w:lvl w:ilvl="5" w:tplc="4009001B" w:tentative="1">
+      <w:start w:val="1"/>
+      <w:numFmt w:val="lowerRoman"/>
+      <w:lvlText w:val="%6."/>
+      <w:lvlJc w:val="right"/>
+      <w:pPr>
+        <w:ind w:left="4320" w:hanging="180"/>
+      </w:pPr>
+    </w:lvl>
+    <w:lvl w:ilvl="6" w:tplc="4009000F" w:tentative="1">
+      <w:start w:val="1"/>
+      <w:numFmt w:val="decimal"/>
+      <w:lvlText w:val="%7."/>
+      <w:lvlJc w:val="left"/>
+      <w:pPr>
+        <w:ind w:left="5040" w:hanging="360"/>
+      </w:pPr>
+    </w:lvl>
+    <w:lvl w:ilvl="7" w:tplc="40090019" w:tentative="1">
+      <w:start w:val="1"/>
+      <w:numFmt w:val="lowerLetter"/>
+      <w:lvlText w:val="%8."/>
+      <w:lvlJc w:val="left"/>
+      <w:pPr>
+        <w:ind w:left="5760" w:hanging="360"/>
+      </w:pPr>
+    </w:lvl>
+    <w:lvl w:ilvl="8" w:tplc="4009001B" w:tentative="1">
+      <w:start w:val="1"/>
+      <w:numFmt w:val="lowerRoman"/>
+      <w:lvlText w:val="%9."/>
+      <w:lvlJc w:val="right"/>
+      <w:pPr>
+        <w:ind w:left="6480" w:hanging="180"/>
+      </w:pPr>
+    </w:lvl>
+  </w:abstractNum>
   <w:num w:numId="1">
+    <w:abstractNumId w:val="1"/>
+  </w:num>
+  <w:num w:numId="2">
+    <w:abstractNumId w:val="2"/>
+  </w:num>
+  <w:num w:numId="3">
     <w:abstractNumId w:val="0"/>
   </w:num>
 </w:numbering>

--- a/notes_20Apr2023.docx
+++ b/notes_20Apr2023.docx
@@ -1396,8 +1396,396 @@
     </w:p>
     <w:p>
       <w:pPr>
-        <w:ind w:left="360"/>
-      </w:pPr>
+        <w:pBdr>
+          <w:bottom w:val="single" w:sz="6" w:space="1" w:color="auto"/>
+        </w:pBdr>
+        <w:ind w:left="360"/>
+      </w:pPr>
+    </w:p>
+    <w:p>
+      <w:pPr>
+        <w:ind w:left="360"/>
+      </w:pPr>
+      <w:proofErr w:type="gramStart"/>
+      <w:r>
+        <w:t>Lets</w:t>
+      </w:r>
+      <w:proofErr w:type="gramEnd"/>
+      <w:r>
+        <w:t xml:space="preserve"> continue to learn SELECT statement.</w:t>
+      </w:r>
+    </w:p>
+    <w:p>
+      <w:pPr>
+        <w:ind w:left="360"/>
+      </w:pPr>
+      <w:r>
+        <w:t>SELECT</w:t>
+      </w:r>
+    </w:p>
+    <w:p>
+      <w:pPr>
+        <w:ind w:left="360"/>
+      </w:pPr>
+      <w:proofErr w:type="gramStart"/>
+      <w:r>
+        <w:t>WHERE</w:t>
+      </w:r>
+      <w:proofErr w:type="gramEnd"/>
+    </w:p>
+    <w:p>
+      <w:pPr>
+        <w:ind w:left="360"/>
+      </w:pPr>
+    </w:p>
+    <w:p>
+      <w:pPr>
+        <w:ind w:left="360"/>
+      </w:pPr>
+      <w:proofErr w:type="spellStart"/>
+      <w:proofErr w:type="gramStart"/>
+      <w:r>
+        <w:t>Lets</w:t>
+      </w:r>
+      <w:proofErr w:type="spellEnd"/>
+      <w:proofErr w:type="gramEnd"/>
+      <w:r>
+        <w:t xml:space="preserve"> learn ORDER BY</w:t>
+      </w:r>
+    </w:p>
+    <w:p>
+      <w:pPr>
+        <w:ind w:left="360"/>
+      </w:pPr>
+      <w:r>
+        <w:t>The result will be sorted based on ORDER BY expression.</w:t>
+      </w:r>
+    </w:p>
+    <w:p>
+      <w:pPr>
+        <w:ind w:left="360"/>
+      </w:pPr>
+      <w:r>
+        <w:t xml:space="preserve">SELECT * FROM </w:t>
+      </w:r>
+      <w:proofErr w:type="gramStart"/>
+      <w:r>
+        <w:t>HR.EMPLOYEES</w:t>
+      </w:r>
+      <w:proofErr w:type="gramEnd"/>
+    </w:p>
+    <w:p>
+      <w:pPr>
+        <w:ind w:left="360"/>
+      </w:pPr>
+      <w:r>
+        <w:t>ORDER BY FIRST_NAME DESC;</w:t>
+      </w:r>
+    </w:p>
+    <w:p>
+      <w:pPr>
+        <w:ind w:left="360"/>
+      </w:pPr>
+      <w:r>
+        <w:t xml:space="preserve">The above query returns the records in the order of FIRST_NAME </w:t>
+      </w:r>
+      <w:proofErr w:type="spellStart"/>
+      <w:proofErr w:type="gramStart"/>
+      <w:r>
+        <w:t>ie</w:t>
+      </w:r>
+      <w:proofErr w:type="spellEnd"/>
+      <w:proofErr w:type="gramEnd"/>
+      <w:r>
+        <w:t xml:space="preserve"> in descending order.</w:t>
+      </w:r>
+    </w:p>
+    <w:p>
+      <w:pPr>
+        <w:ind w:left="360"/>
+      </w:pPr>
+      <w:r>
+        <w:t>ASC means Ascending order. If we do not mention ASC also it is ascending order.</w:t>
+      </w:r>
+    </w:p>
+    <w:p>
+      <w:pPr>
+        <w:ind w:left="360"/>
+      </w:pPr>
+    </w:p>
+    <w:p>
+      <w:pPr>
+        <w:ind w:left="360"/>
+      </w:pPr>
+      <w:r>
+        <w:t xml:space="preserve">SELECT * FROM </w:t>
+      </w:r>
+      <w:proofErr w:type="gramStart"/>
+      <w:r>
+        <w:t>HR.EMPLOYEES</w:t>
+      </w:r>
+      <w:proofErr w:type="gramEnd"/>
+    </w:p>
+    <w:p>
+      <w:pPr>
+        <w:ind w:left="360"/>
+      </w:pPr>
+      <w:r>
+        <w:t>ORDER BY salary;</w:t>
+      </w:r>
+    </w:p>
+    <w:p>
+      <w:pPr>
+        <w:ind w:left="360"/>
+      </w:pPr>
+    </w:p>
+    <w:p>
+      <w:pPr>
+        <w:ind w:left="360"/>
+      </w:pPr>
+      <w:r>
+        <w:t xml:space="preserve">SELECT * FROM </w:t>
+      </w:r>
+      <w:proofErr w:type="gramStart"/>
+      <w:r>
+        <w:t>HR.EMPLOYEES</w:t>
+      </w:r>
+      <w:proofErr w:type="gramEnd"/>
+    </w:p>
+    <w:p>
+      <w:pPr>
+        <w:ind w:left="360"/>
+      </w:pPr>
+      <w:r>
+        <w:t xml:space="preserve">ORDER BY </w:t>
+      </w:r>
+      <w:proofErr w:type="spellStart"/>
+      <w:r>
+        <w:t>hire_date</w:t>
+      </w:r>
+      <w:proofErr w:type="spellEnd"/>
+      <w:r>
+        <w:t>;</w:t>
+      </w:r>
+    </w:p>
+    <w:p>
+      <w:pPr>
+        <w:ind w:left="360"/>
+      </w:pPr>
+    </w:p>
+    <w:p>
+      <w:pPr>
+        <w:ind w:left="360"/>
+      </w:pPr>
+      <w:r>
+        <w:t xml:space="preserve">So we can sort based on numeric, char, date </w:t>
+      </w:r>
+      <w:proofErr w:type="gramStart"/>
+      <w:r>
+        <w:t>type  of</w:t>
+      </w:r>
+      <w:proofErr w:type="gramEnd"/>
+      <w:r>
+        <w:t xml:space="preserve"> columns.</w:t>
+      </w:r>
+    </w:p>
+    <w:p>
+      <w:pPr>
+        <w:ind w:left="360"/>
+      </w:pPr>
+    </w:p>
+    <w:p>
+      <w:pPr>
+        <w:ind w:left="360"/>
+      </w:pPr>
+      <w:r>
+        <w:t>We can sort records based on multiple columns.</w:t>
+      </w:r>
+    </w:p>
+    <w:p>
+      <w:pPr>
+        <w:ind w:left="360"/>
+      </w:pPr>
+      <w:r>
+        <w:t xml:space="preserve">SELECT * FROM </w:t>
+      </w:r>
+      <w:proofErr w:type="gramStart"/>
+      <w:r>
+        <w:t>HR.EMPLOYEES</w:t>
+      </w:r>
+      <w:proofErr w:type="gramEnd"/>
+    </w:p>
+    <w:p>
+      <w:pPr>
+        <w:ind w:left="360"/>
+      </w:pPr>
+      <w:r>
+        <w:t>ORDER BY DEPARTMENT_ID, SALARY;</w:t>
+      </w:r>
+    </w:p>
+    <w:p>
+      <w:pPr>
+        <w:ind w:left="360"/>
+      </w:pPr>
+      <w:r>
+        <w:t xml:space="preserve">The above query sorts the employee records based on </w:t>
+      </w:r>
+      <w:proofErr w:type="spellStart"/>
+      <w:r>
+        <w:t>department_id</w:t>
+      </w:r>
+      <w:proofErr w:type="spellEnd"/>
+      <w:r>
+        <w:t xml:space="preserve"> and if the </w:t>
+      </w:r>
+      <w:proofErr w:type="spellStart"/>
+      <w:r>
+        <w:t>department_ids</w:t>
+      </w:r>
+      <w:proofErr w:type="spellEnd"/>
+      <w:r>
+        <w:t xml:space="preserve"> are same for </w:t>
+      </w:r>
+      <w:proofErr w:type="gramStart"/>
+      <w:r>
+        <w:t>employees,</w:t>
+      </w:r>
+      <w:proofErr w:type="gramEnd"/>
+      <w:r>
+        <w:t xml:space="preserve"> their records are sorted by their salary.</w:t>
+      </w:r>
+    </w:p>
+    <w:p>
+      <w:pPr>
+        <w:ind w:left="360"/>
+      </w:pPr>
+    </w:p>
+    <w:p>
+      <w:pPr>
+        <w:ind w:left="360"/>
+      </w:pPr>
+      <w:r>
+        <w:t xml:space="preserve">SELECT * FROM </w:t>
+      </w:r>
+      <w:proofErr w:type="gramStart"/>
+      <w:r>
+        <w:t>HR.EMPLOYEES</w:t>
+      </w:r>
+      <w:proofErr w:type="gramEnd"/>
+    </w:p>
+    <w:p>
+      <w:pPr>
+        <w:ind w:left="360"/>
+      </w:pPr>
+      <w:r>
+        <w:t xml:space="preserve">ORDER BY DEPARTMENT_ID </w:t>
+      </w:r>
+      <w:proofErr w:type="spellStart"/>
+      <w:r>
+        <w:t>desc</w:t>
+      </w:r>
+      <w:proofErr w:type="spellEnd"/>
+      <w:r>
+        <w:t xml:space="preserve">, SALARY </w:t>
+      </w:r>
+      <w:proofErr w:type="spellStart"/>
+      <w:r>
+        <w:t>asc</w:t>
+      </w:r>
+      <w:proofErr w:type="spellEnd"/>
+      <w:r>
+        <w:t>;</w:t>
+      </w:r>
+    </w:p>
+    <w:p>
+      <w:pPr>
+        <w:ind w:left="360"/>
+      </w:pPr>
+      <w:r>
+        <w:t>We can also use expressions in ORDER BY clause:</w:t>
+      </w:r>
+    </w:p>
+    <w:p>
+      <w:pPr>
+        <w:ind w:left="360"/>
+      </w:pPr>
+      <w:r>
+        <w:t xml:space="preserve">SELECT * FROM </w:t>
+      </w:r>
+      <w:proofErr w:type="gramStart"/>
+      <w:r>
+        <w:t>HR.EMPLOYEES</w:t>
+      </w:r>
+      <w:proofErr w:type="gramEnd"/>
+    </w:p>
+    <w:p>
+      <w:pPr>
+        <w:ind w:left="360"/>
+      </w:pPr>
+      <w:r>
+        <w:t xml:space="preserve">ORDER BY </w:t>
+      </w:r>
+      <w:proofErr w:type="gramStart"/>
+      <w:r>
+        <w:t>EXTRACT(</w:t>
+      </w:r>
+      <w:proofErr w:type="gramEnd"/>
+      <w:r>
+        <w:t>DAY FROM HIRE_DATE);</w:t>
+      </w:r>
+    </w:p>
+    <w:p>
+      <w:pPr>
+        <w:ind w:left="360"/>
+      </w:pPr>
+    </w:p>
+    <w:p>
+      <w:pPr>
+        <w:ind w:left="360"/>
+      </w:pPr>
+      <w:r>
+        <w:t>Task:</w:t>
+      </w:r>
+    </w:p>
+    <w:p>
+      <w:pPr>
+        <w:ind w:left="360"/>
+      </w:pPr>
+      <w:r>
+        <w:t xml:space="preserve">Practise the ORDER BY class </w:t>
+      </w:r>
+    </w:p>
+    <w:p>
+      <w:pPr>
+        <w:ind w:left="360"/>
+      </w:pPr>
+      <w:r>
+        <w:t>ASC</w:t>
+      </w:r>
+    </w:p>
+    <w:p>
+      <w:pPr>
+        <w:ind w:left="360"/>
+      </w:pPr>
+      <w:r>
+        <w:t>DESC</w:t>
+      </w:r>
+    </w:p>
+    <w:p>
+      <w:pPr>
+        <w:ind w:left="360"/>
+      </w:pPr>
+      <w:r>
+        <w:t>Multiple columns</w:t>
+      </w:r>
+    </w:p>
+    <w:p>
+      <w:pPr>
+        <w:ind w:left="360"/>
+      </w:pPr>
+      <w:r>
+        <w:t xml:space="preserve">Expressions </w:t>
+      </w:r>
     </w:p>
     <w:p>
       <w:pPr>

--- a/notes_20Apr2023.docx
+++ b/notes_20Apr2023.docx
@@ -1781,11 +1781,45 @@
     </w:p>
     <w:p>
       <w:pPr>
+        <w:pBdr>
+          <w:bottom w:val="single" w:sz="6" w:space="1" w:color="auto"/>
+        </w:pBdr>
         <w:ind w:left="360"/>
       </w:pPr>
       <w:r>
         <w:t xml:space="preserve">Expressions </w:t>
       </w:r>
+    </w:p>
+    <w:p>
+      <w:pPr>
+        <w:ind w:left="360"/>
+      </w:pPr>
+      <w:r>
+        <w:t>Functions in Oracle</w:t>
+      </w:r>
+    </w:p>
+    <w:p>
+      <w:pPr>
+        <w:ind w:left="360"/>
+      </w:pPr>
+    </w:p>
+    <w:p>
+      <w:pPr>
+        <w:ind w:left="360"/>
+      </w:pPr>
+    </w:p>
+    <w:p>
+      <w:pPr>
+        <w:ind w:left="360"/>
+      </w:pPr>
+      <w:hyperlink r:id="rId6" w:history="1">
+        <w:r>
+          <w:rPr>
+            <w:rStyle w:val="Hyperlink"/>
+          </w:rPr>
+          <w:t>https://docs.google.com/spreadsheets/d/1QZoA3iLkcvezVNC4xDFtKp4gX3j1ATfEuPnRsEjuKFA/edit?usp=sharing</w:t>
+        </w:r>
+      </w:hyperlink>
     </w:p>
     <w:p>
       <w:pPr>
@@ -2543,6 +2577,29 @@
       <w:contextualSpacing/>
     </w:pPr>
   </w:style>
+  <w:style w:type="character" w:styleId="Hyperlink">
+    <w:name w:val="Hyperlink"/>
+    <w:basedOn w:val="DefaultParagraphFont"/>
+    <w:uiPriority w:val="99"/>
+    <w:unhideWhenUsed/>
+    <w:rsid w:val="003A3A6E"/>
+    <w:rPr>
+      <w:color w:val="0563C1" w:themeColor="hyperlink"/>
+      <w:u w:val="single"/>
+    </w:rPr>
+  </w:style>
+  <w:style w:type="character" w:styleId="UnresolvedMention">
+    <w:name w:val="Unresolved Mention"/>
+    <w:basedOn w:val="DefaultParagraphFont"/>
+    <w:uiPriority w:val="99"/>
+    <w:semiHidden/>
+    <w:unhideWhenUsed/>
+    <w:rsid w:val="003A3A6E"/>
+    <w:rPr>
+      <w:color w:val="605E5C"/>
+      <w:shd w:val="clear" w:color="auto" w:fill="E1DFDD"/>
+    </w:rPr>
+  </w:style>
 </w:styles>
 </file>
 

--- a/notes_20Apr2023.docx
+++ b/notes_20Apr2023.docx
@@ -1807,19 +1807,6 @@
       <w:pPr>
         <w:ind w:left="360"/>
       </w:pPr>
-    </w:p>
-    <w:p>
-      <w:pPr>
-        <w:ind w:left="360"/>
-      </w:pPr>
-      <w:hyperlink r:id="rId6" w:history="1">
-        <w:r>
-          <w:rPr>
-            <w:rStyle w:val="Hyperlink"/>
-          </w:rPr>
-          <w:t>https://docs.google.com/spreadsheets/d/1QZoA3iLkcvezVNC4xDFtKp4gX3j1ATfEuPnRsEjuKFA/edit?usp=sharing</w:t>
-        </w:r>
-      </w:hyperlink>
     </w:p>
     <w:p>
       <w:pPr>
